--- a/documentos-fonte/POP_ELIOS3_PILHA_CAVACO.docx
+++ b/documentos-fonte/POP_ELIOS3_PILHA_CAVACO.docx
@@ -12,15 +12,15 @@
           <w:rFonts w:ascii="Calibri" w:cs="Calibri" w:eastAsia="Calibri" w:hAnsi="Calibri"/>
           <w:b/>
           <w:bCs/>
-          <w:sz w:val="30"/>
-          <w:szCs w:val="30"/>
+          <w:sz w:val="28"/>
+          <w:szCs w:val="28"/>
         </w:rPr>
         <w:t xml:space="preserve">PROCEDIMENTO OPERACIONAL PADRÃO</w:t>
       </w:r>
     </w:p>
     <w:p>
       <w:pPr>
-        <w:spacing w:after="240"/>
+        <w:spacing w:after="200"/>
         <w:jc w:val="center"/>
       </w:pPr>
       <w:r>
@@ -37,7 +37,7 @@
     </w:p>
     <w:p>
       <w:pPr>
-        <w:spacing w:after="80"/>
+        <w:spacing w:after="40"/>
         <w:jc w:val="center"/>
       </w:pPr>
       <w:r>
@@ -45,18 +45,42 @@
           <w:rFonts w:ascii="Calibri" w:cs="Calibri" w:eastAsia="Calibri" w:hAnsi="Calibri"/>
           <w:b/>
           <w:bCs/>
-          <w:sz w:val="22"/>
-          <w:szCs w:val="22"/>
+          <w:sz w:val="20"/>
+          <w:szCs w:val="20"/>
         </w:rPr>
         <w:t xml:space="preserve">Cliente: </w:t>
       </w:r>
       <w:r>
         <w:rPr>
           <w:rFonts w:ascii="Calibri" w:cs="Calibri" w:eastAsia="Calibri" w:hAnsi="Calibri"/>
-          <w:sz w:val="22"/>
-          <w:szCs w:val="22"/>
+          <w:sz w:val="20"/>
+          <w:szCs w:val="20"/>
         </w:rPr>
         <w:t xml:space="preserve">Suzano – Unidade Mucuri/BA</w:t>
+      </w:r>
+    </w:p>
+    <w:p>
+      <w:pPr>
+        <w:spacing w:after="40"/>
+        <w:jc w:val="center"/>
+      </w:pPr>
+      <w:r>
+        <w:rPr>
+          <w:rFonts w:ascii="Calibri" w:cs="Calibri" w:eastAsia="Calibri" w:hAnsi="Calibri"/>
+          <w:b/>
+          <w:bCs/>
+          <w:sz w:val="20"/>
+          <w:szCs w:val="20"/>
+        </w:rPr>
+        <w:t xml:space="preserve">Equipamento: </w:t>
+      </w:r>
+      <w:r>
+        <w:rPr>
+          <w:rFonts w:ascii="Calibri" w:cs="Calibri" w:eastAsia="Calibri" w:hAnsi="Calibri"/>
+          <w:sz w:val="20"/>
+          <w:szCs w:val="20"/>
+        </w:rPr>
+        <w:t xml:space="preserve">Flyability Elios 3</w:t>
       </w:r>
     </w:p>
     <w:p>
@@ -64,27 +88,8 @@
         <w:pBdr>
           <w:bottom w:val="single" w:color="3A6EA5" w:sz="6" w:space="8"/>
         </w:pBdr>
-        <w:spacing w:after="300"/>
-        <w:jc w:val="center"/>
-      </w:pPr>
-      <w:r>
-        <w:rPr>
-          <w:rFonts w:ascii="Calibri" w:cs="Calibri" w:eastAsia="Calibri" w:hAnsi="Calibri"/>
-          <w:b/>
-          <w:bCs/>
-          <w:sz w:val="22"/>
-          <w:szCs w:val="22"/>
-        </w:rPr>
-        <w:t xml:space="preserve">Equipamento: </w:t>
-      </w:r>
-      <w:r>
-        <w:rPr>
-          <w:rFonts w:ascii="Calibri" w:cs="Calibri" w:eastAsia="Calibri" w:hAnsi="Calibri"/>
-          <w:sz w:val="22"/>
-          <w:szCs w:val="22"/>
-        </w:rPr>
-        <w:t xml:space="preserve">Flyability Elios 3</w:t>
-      </w:r>
+        <w:spacing w:after="260"/>
+      </w:pPr>
     </w:p>
     <w:p>
       <w:pPr>
@@ -92,7 +97,7 @@
         <w:spacing w:after="160" w:before="320"/>
       </w:pPr>
       <w:r>
-        <w:t xml:space="preserve">1. Objetivo</w:t>
+        <w:t xml:space="preserve">1. OBJETIVO</w:t>
       </w:r>
     </w:p>
     <w:p>
@@ -118,7 +123,7 @@
         <w:spacing w:after="160" w:before="320"/>
       </w:pPr>
       <w:r>
-        <w:t xml:space="preserve">2. Condições obrigatórias para início da atividade</w:t>
+        <w:t xml:space="preserve">2. CONDIÇÕES OBRIGATÓRIAS PARA INÍCIO DA ATIVIDADE</w:t>
       </w:r>
     </w:p>
     <w:p>
@@ -306,7 +311,7 @@
         <w:spacing w:after="160" w:before="320"/>
       </w:pPr>
       <w:r>
-        <w:t xml:space="preserve">3. Objetivos da inspeção</w:t>
+        <w:t xml:space="preserve">3. OBJETIVOS DA INSPEÇÃO</w:t>
       </w:r>
     </w:p>
     <w:p>
@@ -656,13 +661,13 @@
         <w:spacing w:after="160" w:before="320"/>
       </w:pPr>
       <w:r>
-        <w:t xml:space="preserve">4. Estratégia de voo</w:t>
-      </w:r>
-    </w:p>
-    <w:p>
-      <w:pPr>
-        <w:pStyle w:val="Heading1"/>
-        <w:spacing w:after="160" w:before="320"/>
+        <w:t xml:space="preserve">4. ESTRATÉGIA DE VOO</w:t>
+      </w:r>
+    </w:p>
+    <w:p>
+      <w:pPr>
+        <w:pStyle w:val="Heading2"/>
+        <w:spacing w:after="120" w:before="240"/>
       </w:pPr>
       <w:r>
         <w:t xml:space="preserve">4.1 Conceito operacional</w:t>
@@ -704,8 +709,8 @@
     </w:p>
     <w:p>
       <w:pPr>
-        <w:pStyle w:val="Heading1"/>
-        <w:spacing w:after="160" w:before="320"/>
+        <w:pStyle w:val="Heading2"/>
+        <w:spacing w:after="120" w:before="240"/>
       </w:pPr>
       <w:r>
         <w:t xml:space="preserve">4.2 Entrada</w:t>
@@ -801,8 +806,8 @@
     </w:p>
     <w:p>
       <w:pPr>
-        <w:pStyle w:val="Heading1"/>
-        <w:spacing w:after="160" w:before="320"/>
+        <w:pStyle w:val="Heading2"/>
+        <w:spacing w:after="120" w:before="240"/>
       </w:pPr>
       <w:r>
         <w:t xml:space="preserve">4.3 Altura de voo</w:t>
@@ -916,8 +921,8 @@
     </w:p>
     <w:p>
       <w:pPr>
-        <w:pStyle w:val="Heading1"/>
-        <w:spacing w:after="160" w:before="320"/>
+        <w:pStyle w:val="Heading2"/>
+        <w:spacing w:after="120" w:before="240"/>
       </w:pPr>
       <w:r>
         <w:t xml:space="preserve">4.4 Distância operacional</w:t>
@@ -942,8 +947,8 @@
     </w:p>
     <w:p>
       <w:pPr>
-        <w:pStyle w:val="Heading1"/>
-        <w:spacing w:after="160" w:before="320"/>
+        <w:pStyle w:val="Heading2"/>
+        <w:spacing w:after="120" w:before="240"/>
       </w:pPr>
       <w:r>
         <w:t xml:space="preserve">4.5 Velocidade recomendada</w:t>
@@ -989,8 +994,10 @@
                 <w:rFonts w:ascii="Calibri" w:cs="Calibri" w:eastAsia="Calibri" w:hAnsi="Calibri"/>
                 <w:b/>
                 <w:bCs/>
-                <w:sz w:val="21"/>
-                <w:szCs w:val="21"/>
+                <w:i w:val="false"/>
+                <w:iCs w:val="false"/>
+                <w:sz w:val="20"/>
+                <w:szCs w:val="20"/>
               </w:rPr>
               <w:t xml:space="preserve">Situação</w:t>
             </w:r>
@@ -1016,8 +1023,10 @@
                 <w:rFonts w:ascii="Calibri" w:cs="Calibri" w:eastAsia="Calibri" w:hAnsi="Calibri"/>
                 <w:b/>
                 <w:bCs/>
-                <w:sz w:val="21"/>
-                <w:szCs w:val="21"/>
+                <w:i w:val="false"/>
+                <w:iCs w:val="false"/>
+                <w:sz w:val="20"/>
+                <w:szCs w:val="20"/>
               </w:rPr>
               <w:t xml:space="preserve">Velocidade</w:t>
             </w:r>
@@ -1044,8 +1053,10 @@
                 <w:rFonts w:ascii="Calibri" w:cs="Calibri" w:eastAsia="Calibri" w:hAnsi="Calibri"/>
                 <w:b w:val="false"/>
                 <w:bCs w:val="false"/>
-                <w:sz w:val="21"/>
-                <w:szCs w:val="21"/>
+                <w:i w:val="false"/>
+                <w:iCs w:val="false"/>
+                <w:sz w:val="20"/>
+                <w:szCs w:val="20"/>
               </w:rPr>
               <w:t xml:space="preserve">Deslocamento longitudinal</w:t>
             </w:r>
@@ -1063,15 +1074,17 @@
           </w:tcPr>
           <w:p>
             <w:pPr>
-              <w:jc w:val="right"/>
+              <w:jc w:val="left"/>
             </w:pPr>
             <w:r>
               <w:rPr>
                 <w:rFonts w:ascii="Calibri" w:cs="Calibri" w:eastAsia="Calibri" w:hAnsi="Calibri"/>
                 <w:b w:val="false"/>
                 <w:bCs w:val="false"/>
-                <w:sz w:val="21"/>
-                <w:szCs w:val="21"/>
+                <w:i w:val="false"/>
+                <w:iCs w:val="false"/>
+                <w:sz w:val="20"/>
+                <w:szCs w:val="20"/>
               </w:rPr>
               <w:t xml:space="preserve">0,5 m/s</w:t>
             </w:r>
@@ -1098,8 +1111,10 @@
                 <w:rFonts w:ascii="Calibri" w:cs="Calibri" w:eastAsia="Calibri" w:hAnsi="Calibri"/>
                 <w:b w:val="false"/>
                 <w:bCs w:val="false"/>
-                <w:sz w:val="21"/>
-                <w:szCs w:val="21"/>
+                <w:i w:val="false"/>
+                <w:iCs w:val="false"/>
+                <w:sz w:val="20"/>
+                <w:szCs w:val="20"/>
               </w:rPr>
               <w:t xml:space="preserve">Inspeção geral</w:t>
             </w:r>
@@ -1117,15 +1132,17 @@
           </w:tcPr>
           <w:p>
             <w:pPr>
-              <w:jc w:val="right"/>
+              <w:jc w:val="left"/>
             </w:pPr>
             <w:r>
               <w:rPr>
                 <w:rFonts w:ascii="Calibri" w:cs="Calibri" w:eastAsia="Calibri" w:hAnsi="Calibri"/>
                 <w:b w:val="false"/>
                 <w:bCs w:val="false"/>
-                <w:sz w:val="21"/>
-                <w:szCs w:val="21"/>
+                <w:i w:val="false"/>
+                <w:iCs w:val="false"/>
+                <w:sz w:val="20"/>
+                <w:szCs w:val="20"/>
               </w:rPr>
               <w:t xml:space="preserve">0,3 m/s</w:t>
             </w:r>
@@ -1152,8 +1169,10 @@
                 <w:rFonts w:ascii="Calibri" w:cs="Calibri" w:eastAsia="Calibri" w:hAnsi="Calibri"/>
                 <w:b w:val="false"/>
                 <w:bCs w:val="false"/>
-                <w:sz w:val="21"/>
-                <w:szCs w:val="21"/>
+                <w:i w:val="false"/>
+                <w:iCs w:val="false"/>
+                <w:sz w:val="20"/>
+                <w:szCs w:val="20"/>
               </w:rPr>
               <w:t xml:space="preserve">Registro de anomalias</w:t>
             </w:r>
@@ -1171,15 +1190,17 @@
           </w:tcPr>
           <w:p>
             <w:pPr>
-              <w:jc w:val="right"/>
+              <w:jc w:val="left"/>
             </w:pPr>
             <w:r>
               <w:rPr>
                 <w:rFonts w:ascii="Calibri" w:cs="Calibri" w:eastAsia="Calibri" w:hAnsi="Calibri"/>
                 <w:b w:val="false"/>
                 <w:bCs w:val="false"/>
-                <w:sz w:val="21"/>
-                <w:szCs w:val="21"/>
+                <w:i w:val="false"/>
+                <w:iCs w:val="false"/>
+                <w:sz w:val="20"/>
+                <w:szCs w:val="20"/>
               </w:rPr>
               <w:t xml:space="preserve">0,15 m/s</w:t>
             </w:r>
@@ -1206,8 +1227,10 @@
                 <w:rFonts w:ascii="Calibri" w:cs="Calibri" w:eastAsia="Calibri" w:hAnsi="Calibri"/>
                 <w:b w:val="false"/>
                 <w:bCs w:val="false"/>
-                <w:sz w:val="21"/>
-                <w:szCs w:val="21"/>
+                <w:i w:val="false"/>
+                <w:iCs w:val="false"/>
+                <w:sz w:val="20"/>
+                <w:szCs w:val="20"/>
               </w:rPr>
               <w:t xml:space="preserve">Aproximação de componentes</w:t>
             </w:r>
@@ -1225,15 +1248,17 @@
           </w:tcPr>
           <w:p>
             <w:pPr>
-              <w:jc w:val="right"/>
+              <w:jc w:val="left"/>
             </w:pPr>
             <w:r>
               <w:rPr>
                 <w:rFonts w:ascii="Calibri" w:cs="Calibri" w:eastAsia="Calibri" w:hAnsi="Calibri"/>
                 <w:b w:val="false"/>
                 <w:bCs w:val="false"/>
-                <w:sz w:val="21"/>
-                <w:szCs w:val="21"/>
+                <w:i w:val="false"/>
+                <w:iCs w:val="false"/>
+                <w:sz w:val="20"/>
+                <w:szCs w:val="20"/>
               </w:rPr>
               <w:t xml:space="preserve">0,10 m/s</w:t>
             </w:r>
@@ -1247,13 +1272,13 @@
         <w:spacing w:after="160" w:before="320"/>
       </w:pPr>
       <w:r>
-        <w:t xml:space="preserve">5. Sequência recomendada de inspeção</w:t>
-      </w:r>
-    </w:p>
-    <w:p>
-      <w:pPr>
-        <w:pStyle w:val="Heading1"/>
-        <w:spacing w:after="160" w:before="320"/>
+        <w:t xml:space="preserve">5. SEQUÊNCIA RECOMENDADA DE INSPEÇÃO</w:t>
+      </w:r>
+    </w:p>
+    <w:p>
+      <w:pPr>
+        <w:pStyle w:val="Heading2"/>
+        <w:spacing w:after="120" w:before="240"/>
       </w:pPr>
       <w:r>
         <w:t xml:space="preserve">5.1 Etapa 1 – Visão geral</w:t>
@@ -1278,8 +1303,8 @@
     </w:p>
     <w:p>
       <w:pPr>
-        <w:pStyle w:val="Heading1"/>
-        <w:spacing w:after="160" w:before="320"/>
+        <w:pStyle w:val="Heading2"/>
+        <w:spacing w:after="120" w:before="240"/>
       </w:pPr>
       <w:r>
         <w:t xml:space="preserve">5.2 Etapa 2 – Estrutura principal</w:t>
@@ -1411,8 +1436,8 @@
     </w:p>
     <w:p>
       <w:pPr>
-        <w:pStyle w:val="Heading1"/>
-        <w:spacing w:after="160" w:before="320"/>
+        <w:pStyle w:val="Heading2"/>
+        <w:spacing w:after="120" w:before="240"/>
       </w:pPr>
       <w:r>
         <w:t xml:space="preserve">5.3 Etapa 3 – Cavaletes</w:t>
@@ -1509,8 +1534,8 @@
     </w:p>
     <w:p>
       <w:pPr>
-        <w:pStyle w:val="Heading1"/>
-        <w:spacing w:after="160" w:before="320"/>
+        <w:pStyle w:val="Heading2"/>
+        <w:spacing w:after="120" w:before="240"/>
       </w:pPr>
       <w:r>
         <w:t xml:space="preserve">5.4 Etapa 4 – Roletes</w:t>
@@ -1678,8 +1703,8 @@
     </w:p>
     <w:p>
       <w:pPr>
-        <w:pStyle w:val="Heading1"/>
-        <w:spacing w:after="160" w:before="320"/>
+        <w:pStyle w:val="Heading2"/>
+        <w:spacing w:after="120" w:before="240"/>
       </w:pPr>
       <w:r>
         <w:t xml:space="preserve">5.5 Etapa 5 – Tambores</w:t>
@@ -1812,8 +1837,8 @@
     </w:p>
     <w:p>
       <w:pPr>
-        <w:pStyle w:val="Heading1"/>
-        <w:spacing w:after="160" w:before="320"/>
+        <w:pStyle w:val="Heading2"/>
+        <w:spacing w:after="120" w:before="240"/>
       </w:pPr>
       <w:r>
         <w:t xml:space="preserve">5.6 Etapa 6 – Chutes de transferência</w:t>
@@ -1932,7 +1957,7 @@
         <w:spacing w:after="160" w:before="320"/>
       </w:pPr>
       <w:r>
-        <w:t xml:space="preserve">6. Captura LiDAR</w:t>
+        <w:t xml:space="preserve">6. CAPTURA LIDAR</w:t>
       </w:r>
     </w:p>
     <w:p>
@@ -2029,7 +2054,7 @@
         <w:spacing w:after="160" w:before="320"/>
       </w:pPr>
       <w:r>
-        <w:t xml:space="preserve">7. Registro de anomalias</w:t>
+        <w:t xml:space="preserve">7. REGISTRO DE ANOMALIAS</w:t>
       </w:r>
     </w:p>
     <w:p>
@@ -2181,7 +2206,7 @@
         <w:spacing w:after="160" w:before="320"/>
       </w:pPr>
       <w:r>
-        <w:t xml:space="preserve">8. Critérios para interrupção da missão</w:t>
+        <w:t xml:space="preserve">8. CRITÉRIOS PARA INTERRUPÇÃO DA MISSÃO</w:t>
       </w:r>
     </w:p>
     <w:p>
@@ -2333,7 +2358,7 @@
         <w:spacing w:after="160" w:before="320"/>
       </w:pPr>
       <w:r>
-        <w:t xml:space="preserve">9. Critérios de conclusão</w:t>
+        <w:t xml:space="preserve">9. CRITÉRIOS DE CONCLUSÃO</w:t>
       </w:r>
     </w:p>
     <w:p>
@@ -2485,7 +2510,7 @@
         <w:spacing w:after="160" w:before="320"/>
       </w:pPr>
       <w:r>
-        <w:t xml:space="preserve">10. Boas práticas operacionais</w:t>
+        <w:t xml:space="preserve">10. BOAS PRÁTICAS OPERACIONAIS</w:t>
       </w:r>
     </w:p>
     <w:p>
@@ -2861,10 +2886,18 @@
     <w:basedOn w:val="Normal"/>
     <w:next w:val="Normal"/>
     <w:qFormat/>
+    <w:pPr>
+      <w:keepNext/>
+      <w:spacing w:after="120" w:before="240"/>
+      <w:outlineLvl w:val="1"/>
+    </w:pPr>
     <w:rPr>
-      <w:color w:val="2E74B5"/>
-      <w:sz w:val="26"/>
-      <w:szCs w:val="26"/>
+      <w:rFonts w:ascii="Calibri" w:cs="Calibri" w:eastAsia="Calibri" w:hAnsi="Calibri"/>
+      <w:b/>
+      <w:bCs/>
+      <w:color w:val="134074"/>
+      <w:sz w:val="23"/>
+      <w:szCs w:val="23"/>
     </w:rPr>
   </w:style>
   <w:style w:type="paragraph" w:styleId="Heading3">
